--- a/project/documents/reportletters/MSPARtoClient.docx
+++ b/project/documents/reportletters/MSPARtoClient.docx
@@ -5,19 +5,6 @@
     <w:p>
       <w:pPr>
         <w:spacing w:after="0" w:line="240" w:lineRule="auto"/>
-      </w:pPr>
-      <w:r>
-        <w:t>MS Email – PAR to MS</w:t>
-      </w:r>
-    </w:p>
-    <w:p>
-      <w:pPr>
-        <w:spacing w:after="0" w:line="240" w:lineRule="auto"/>
-      </w:pPr>
-    </w:p>
-    <w:p>
-      <w:pPr>
-        <w:spacing w:after="0" w:line="240" w:lineRule="auto"/>
         <w:rPr>
           <w:rFonts w:cstheme="minorHAnsi"/>
           <w:b/>
@@ -32,32 +19,32 @@
         </w:rPr>
         <w:t>Subject line:</w:t>
       </w:r>
-    </w:p>
-    <w:p>
-      <w:pPr>
-        <w:spacing w:after="0" w:line="240" w:lineRule="auto"/>
+      <w:r>
         <w:rPr>
           <w:rFonts w:cstheme="minorHAnsi"/>
         </w:rPr>
-      </w:pPr>
+        <w:t xml:space="preserve">&lt;&lt;clientRefNo&gt;&gt; - </w:t>
+      </w:r>
       <w:r>
         <w:rPr>
           <w:rFonts w:cstheme="minorHAnsi"/>
         </w:rPr>
-        <w:t xml:space="preserve">&lt;&lt;This.clientRefNo&gt;&gt; - </w:t>
+        <w:t>Post Allowance Review</w:t>
       </w:r>
       <w:r>
         <w:rPr>
           <w:rFonts w:cstheme="minorHAnsi"/>
         </w:rPr>
-        <w:t>Post Allowance Review</w:t>
-      </w:r>
-      <w:r>
+        <w:t xml:space="preserve"> - &lt;&lt;matterNo&gt;&gt;</w:t>
+      </w:r>
+    </w:p>
+    <w:p>
+      <w:pPr>
+        <w:spacing w:after="0" w:line="240" w:lineRule="auto"/>
         <w:rPr>
           <w:rFonts w:cstheme="minorHAnsi"/>
         </w:rPr>
-        <w:t xml:space="preserve"> - &lt;&lt;This.matterNo&gt;&gt;</w:t>
-      </w:r>
+      </w:pPr>
     </w:p>
     <w:p>
       <w:pPr>
@@ -84,21 +71,13 @@
           <w:bCs/>
         </w:rPr>
       </w:pPr>
-      <w:r>
-        <w:rPr>
-          <w:rFonts w:cstheme="minorHAnsi"/>
-          <w:b/>
-          <w:bCs/>
-        </w:rPr>
-        <w:t>Body:</w:t>
-      </w:r>
-    </w:p>
-    <w:p>
-      <w:pPr>
-        <w:spacing w:after="0" w:line="240" w:lineRule="auto"/>
-      </w:pPr>
-      <w:r>
-        <w:t>MSFT Reference: &lt;&lt;This.RefNo&gt;&gt;</w:t>
+    </w:p>
+    <w:p>
+      <w:pPr>
+        <w:spacing w:after="0" w:line="240" w:lineRule="auto"/>
+      </w:pPr>
+      <w:r>
+        <w:t>MSFT Reference: &lt;&lt;RefNo&gt;&gt;</w:t>
       </w:r>
     </w:p>
     <w:p>
@@ -117,7 +96,7 @@
         <w:rPr>
           <w:rFonts w:cstheme="minorHAnsi"/>
         </w:rPr>
-        <w:t>&lt;&lt;This.matterNo&gt;&gt;</w:t>
+        <w:t>&lt;&lt;matterNo&gt;&gt;</w:t>
       </w:r>
     </w:p>
     <w:p>
@@ -138,31 +117,31 @@
         <w:spacing w:after="0" w:line="240" w:lineRule="auto"/>
       </w:pPr>
       <w:r>
-        <w:t>Agent Contact: &lt;&lt;this.WAName&gt;&gt;</w:t>
-      </w:r>
-    </w:p>
-    <w:p>
-      <w:pPr>
-        <w:spacing w:after="0" w:line="240" w:lineRule="auto"/>
-      </w:pPr>
-      <w:r>
-        <w:t>Agent Contact Email: &lt;&lt;This.WAEmail&gt;&gt;</w:t>
-      </w:r>
-    </w:p>
-    <w:p>
-      <w:pPr>
-        <w:spacing w:after="0" w:line="240" w:lineRule="auto"/>
-      </w:pPr>
-      <w:r>
-        <w:t>Case Manager: &lt;&lt;this.paraName&gt;&gt;</w:t>
-      </w:r>
-    </w:p>
-    <w:p>
-      <w:pPr>
-        <w:spacing w:after="0" w:line="240" w:lineRule="auto"/>
-      </w:pPr>
-      <w:r>
-        <w:t>Case Manager Email: &lt;&lt;this.paraEmail&gt;&gt;</w:t>
+        <w:t>Agent Contact: &lt;&lt;WAName&gt;&gt;</w:t>
+      </w:r>
+    </w:p>
+    <w:p>
+      <w:pPr>
+        <w:spacing w:after="0" w:line="240" w:lineRule="auto"/>
+      </w:pPr>
+      <w:r>
+        <w:t>Agent Contact Email: &lt;&lt;WAEmail&gt;&gt;</w:t>
+      </w:r>
+    </w:p>
+    <w:p>
+      <w:pPr>
+        <w:spacing w:after="0" w:line="240" w:lineRule="auto"/>
+      </w:pPr>
+      <w:r>
+        <w:t>Case Manager: &lt;&lt;paraName&gt;&gt;</w:t>
+      </w:r>
+    </w:p>
+    <w:p>
+      <w:pPr>
+        <w:spacing w:after="0" w:line="240" w:lineRule="auto"/>
+      </w:pPr>
+      <w:r>
+        <w:t>Case Manager Email: &lt;&lt;paraEmail&gt;&gt;</w:t>
       </w:r>
     </w:p>
     <w:p>
@@ -219,23 +198,23 @@
         <w:spacing w:after="0" w:line="240" w:lineRule="auto"/>
       </w:pPr>
       <w:r>
-        <w:t>Title: &lt;&lt;This.title&gt;&gt;</w:t>
-      </w:r>
-    </w:p>
-    <w:p>
-      <w:pPr>
-        <w:spacing w:after="0" w:line="240" w:lineRule="auto"/>
-      </w:pPr>
-      <w:r>
-        <w:t>Application Date: &lt;&lt;This.filedDate&gt;&gt;</w:t>
-      </w:r>
-    </w:p>
-    <w:p>
-      <w:pPr>
-        <w:spacing w:after="0" w:line="240" w:lineRule="auto"/>
-      </w:pPr>
-      <w:r>
-        <w:t>Application Number: &lt;&lt;This.serialNo&gt;&gt;</w:t>
+        <w:t>Title: &lt;&lt;title&gt;&gt;</w:t>
+      </w:r>
+    </w:p>
+    <w:p>
+      <w:pPr>
+        <w:spacing w:after="0" w:line="240" w:lineRule="auto"/>
+      </w:pPr>
+      <w:r>
+        <w:t>Application Date: &lt;&lt;filedDate&gt;&gt;</w:t>
+      </w:r>
+    </w:p>
+    <w:p>
+      <w:pPr>
+        <w:spacing w:after="0" w:line="240" w:lineRule="auto"/>
+      </w:pPr>
+      <w:r>
+        <w:t>Application Number: &lt;&lt;serialNo&gt;&gt;</w:t>
       </w:r>
     </w:p>
     <w:p>
@@ -303,7 +282,7 @@
         <w:spacing w:after="0" w:line="240" w:lineRule="auto"/>
       </w:pPr>
       <w:r>
-        <w:t xml:space="preserve">  &lt;&lt;this.userName&gt;&gt;</w:t>
+        <w:t xml:space="preserve">  &lt;&lt;userName&gt;&gt;</w:t>
       </w:r>
     </w:p>
     <w:p>
